--- a/drafts/06_vu/24-ВТ-Різдво_Предтечі.docx
+++ b/drafts/06_vu/24-ВТ-Різдво_Предтечі.docx
@@ -43,29 +43,7 @@
           <w:szCs w:val="24"/>
           <w:rtl w:val="0"/>
         </w:rPr>
-        <w:t xml:space="preserve">24 </w:t>
-      </w:r>
-      <w:r>
-        <w:rPr>
-          <w:rFonts w:ascii="Quattrocento Sans" w:cs="Quattrocento Sans" w:eastAsia="Quattrocento Sans" w:hAnsi="Quattrocento Sans"/>
-          <w:b w:val="1"/>
-          <w:color w:val="ff0000"/>
-          <w:sz w:val="24"/>
-          <w:szCs w:val="24"/>
-          <w:rtl w:val="0"/>
-        </w:rPr>
-        <w:t xml:space="preserve">🕀</w:t>
-      </w:r>
-      <w:r>
-        <w:rPr>
-          <w:rFonts w:ascii="Times New Roman" w:cs="Times New Roman" w:eastAsia="Times New Roman" w:hAnsi="Times New Roman"/>
-          <w:b w:val="1"/>
-          <w:color w:val="ff0000"/>
-          <w:sz w:val="24"/>
-          <w:szCs w:val="24"/>
-          <w:rtl w:val="0"/>
-        </w:rPr>
-        <w:t xml:space="preserve"> Різдво чесного і славного пророка, предтечі і хрестителя Господнього Івана. </w:t>
+        <w:t xml:space="preserve">24 🕀 Різдво чесного і славного пророка, предтечі і хрестителя Господнього Івана. </w:t>
       </w:r>
     </w:p>
     <w:p>
@@ -430,6 +408,7 @@
       </w:pPr>
       <w:sdt>
         <w:sdtPr>
+          <w:id w:val="1619546377"/>
           <w:tag w:val="goog_rdk_0"/>
         </w:sdtPr>
         <w:sdtContent>
@@ -717,6 +696,7 @@
       </w:pPr>
       <w:sdt>
         <w:sdtPr>
+          <w:id w:val="1141120878"/>
           <w:tag w:val="goog_rdk_1"/>
         </w:sdtPr>
         <w:sdtContent>
@@ -844,6 +824,7 @@
       </w:pPr>
       <w:sdt>
         <w:sdtPr>
+          <w:id w:val="-660564702"/>
           <w:tag w:val="goog_rdk_2"/>
         </w:sdtPr>
         <w:sdtContent>
@@ -1383,6 +1364,7 @@
       </w:r>
       <w:sdt>
         <w:sdtPr>
+          <w:id w:val="-1564342348"/>
           <w:tag w:val="goog_rdk_3"/>
         </w:sdtPr>
         <w:sdtContent>
@@ -3391,6 +3373,7 @@
       </w:pPr>
       <w:sdt>
         <w:sdtPr>
+          <w:id w:val="-1796106848"/>
           <w:tag w:val="goog_rdk_4"/>
         </w:sdtPr>
         <w:sdtContent>
@@ -3724,6 +3707,7 @@
       </w:pPr>
       <w:sdt>
         <w:sdtPr>
+          <w:id w:val="339471203"/>
           <w:tag w:val="goog_rdk_5"/>
         </w:sdtPr>
         <w:sdtContent>
@@ -4637,7 +4621,7 @@
           <w:szCs w:val="24"/>
           <w:rtl w:val="0"/>
         </w:rPr>
-        <w:t xml:space="preserve">Благий Людинолюбний Царю, що все благословляєш! Молимось тобі наполегливо, серцем сокрушеним і духом смиренним: Благослови наші входи і виходи, Христе, істинний Боже наш. Бо прихід твій і вознесіння, і пожиття з людьми завжди благословенне: нині і повсякчас, і на віки віків. Амінь.</w:t>
+        <w:t xml:space="preserve">Благий людинолюбний Царю, що все благословляєш! Молимось тобі наполегливо, серцем сокрушеним і духом смиренним: Благослови наші входи і виходи, Христе, істинний Боже наш. Бо прихід твій і вознесіння, і пожиття з людьми завжди благословенне: нині і повсякчас, і на віки віків. Амінь.</w:t>
       </w:r>
     </w:p>
     <w:p>
@@ -5217,6 +5201,7 @@
       </w:r>
       <w:sdt>
         <w:sdtPr>
+          <w:id w:val="659384813"/>
           <w:tag w:val="goog_rdk_6"/>
         </w:sdtPr>
         <w:sdtContent>
@@ -5558,6 +5543,7 @@
       </w:r>
       <w:sdt>
         <w:sdtPr>
+          <w:id w:val="-2127449547"/>
           <w:tag w:val="goog_rdk_7"/>
         </w:sdtPr>
         <w:sdtContent>
@@ -8211,6 +8197,7 @@
       </w:r>
       <w:sdt>
         <w:sdtPr>
+          <w:id w:val="-956550122"/>
           <w:tag w:val="goog_rdk_8"/>
         </w:sdtPr>
         <w:sdtContent>
@@ -8383,6 +8370,7 @@
       </w:pPr>
       <w:sdt>
         <w:sdtPr>
+          <w:id w:val="100703554"/>
           <w:tag w:val="goog_rdk_9"/>
         </w:sdtPr>
         <w:sdtContent>
@@ -8393,7 +8381,7 @@
               <w:szCs w:val="24"/>
               <w:rtl w:val="0"/>
             </w:rPr>
-            <w:t xml:space="preserve">Прийшов голос благодаті Слова, проповідник Сонця,* що нині народився з безплідної і бездітної* − Іван Предтеча за обітницею.* Радійте люди, бо він прийшов,* щоб приготувати нам дорогу спасіння,* і з радістю поклонився тому, хто був у материнському лоні,* – Агнцеві, що бере гріхи світу і дає нам велику милість.</w:t>
+            <w:t xml:space="preserve">Прийшов голос благодаті Слова, проповідник Сонця,* що нині народився з безплідної і бездітної* − Іван Предтеча за обітницею.* Радійте люди, бо він прийшов,* щоб приготувати нам дорогу спасіння,* і з радістю поклонився тому, хто був у матерньому лоні,* – Агнцеві, що бере гріхи світу і дає нам велику милість.</w:t>
           </w:r>
         </w:sdtContent>
       </w:sdt>
@@ -11725,6 +11713,7 @@
       </w:pPr>
       <w:sdt>
         <w:sdtPr>
+          <w:id w:val="959842534"/>
           <w:tag w:val="goog_rdk_10"/>
         </w:sdtPr>
         <w:sdtContent>
@@ -11812,6 +11801,7 @@
       </w:pPr>
       <w:sdt>
         <w:sdtPr>
+          <w:id w:val="1954247995"/>
           <w:tag w:val="goog_rdk_11"/>
         </w:sdtPr>
         <w:sdtContent>
@@ -11939,6 +11929,7 @@
       </w:pPr>
       <w:sdt>
         <w:sdtPr>
+          <w:id w:val="1572960381"/>
           <w:tag w:val="goog_rdk_12"/>
         </w:sdtPr>
         <w:sdtContent>
@@ -17898,6 +17889,7 @@
       </w:pPr>
       <w:sdt>
         <w:sdtPr>
+          <w:id w:val="1869255693"/>
           <w:tag w:val="goog_rdk_13"/>
         </w:sdtPr>
         <w:sdtContent>
@@ -18603,7 +18595,7 @@
           <w:szCs w:val="24"/>
           <w:rtl w:val="0"/>
         </w:rPr>
-        <w:t xml:space="preserve"> Сьогодні в народженні Івана, найбільшого з пророків,* здійснилося слово пророка Ісаї:* Ось бо, каже, пошлю мого посланця перед лицем твоїм,* який приготує дорогу твою перед тобою.* Оце бо воїн випереджає небесного Царя,* дійсно вирівнявши стежки правди Богові нашому.* Будучи людиною за природою і ангелом – своїм життям,* він щирим серцем полюбив чистоту і стриманість, як другу природу,* трудившись задля них понад людську спромогу.* Тому, всі вірні, уподібнившись йому чеснотами, просімо:* Моли за нас, щоб спаслися душі наші.</w:t>
+        <w:t xml:space="preserve"> Сьогодні в народженні Івана, найбільшого з пророків,* здійснилося слово пророка Ісаї:* Ось бо, каже, пошлю мого посланця перед лицем твоїм,* який приготує дорогу твою перед тобою.* Оце бо воїн випереджує небесного Царя,* дійсно вирівнявши стежки правди Богові нашому.* Будучи людиною за природою і ангелом – своїм життям,* він щирим серцем полюбив чистоту і стриманість, як другу природу,* трудившись задля них понад людську спромогу.* Тому, всі вірні, уподібнившись йому чеснотами, просімо:* Моли за нас, щоб спаслися душі наші.</w:t>
       </w:r>
     </w:p>
     <w:p>
@@ -19159,7 +19151,7 @@
           <w:szCs w:val="24"/>
           <w:rtl w:val="0"/>
         </w:rPr>
-        <w:t xml:space="preserve">Почувши від Гавриїла слова провіщення святого, Захарій не </w:t>
+        <w:t xml:space="preserve">Почувши від Гавриїла слова провіщення святого, Захарій не по</w:t>
       </w:r>
       <w:r>
         <w:rPr>
@@ -22039,6 +22031,7 @@
       </w:pPr>
       <w:sdt>
         <w:sdtPr>
+          <w:id w:val="-1272683605"/>
           <w:tag w:val="goog_rdk_14"/>
         </w:sdtPr>
         <w:sdtContent>
@@ -22494,6 +22487,7 @@
       </w:r>
       <w:sdt>
         <w:sdtPr>
+          <w:id w:val="1175927660"/>
           <w:tag w:val="goog_rdk_15"/>
         </w:sdtPr>
         <w:sdtContent>
@@ -22653,6 +22647,7 @@
       </w:pPr>
       <w:sdt>
         <w:sdtPr>
+          <w:id w:val="1111759182"/>
           <w:tag w:val="goog_rdk_16"/>
         </w:sdtPr>
         <w:sdtContent>
@@ -23409,7 +23404,7 @@
           <w:szCs w:val="24"/>
           <w:rtl w:val="0"/>
         </w:rPr>
-        <w:t xml:space="preserve">О, преславне чудо!* Між народженими з жінок* появляється найбільший пророк і Предтеча:* найвизначніший між пророками* і провісник Христового приходу,* що здригнувся в материнському лоні.* О, які ж то справді великі твої дари,* Людинолюбче!* Ними ти, Христе, як Всесильний, спаси душі наші.</w:t>
+        <w:t xml:space="preserve">О, преславне чудо!* Між народженими з жінок* появляється найбільший пророк і Предтеча:* найвизначніший між пророками* і провісник Христового приходу,* що здригнувся в матерньому лоні.* О, які ж то справді великі твої дари,* Людинолюбче!* Ними ти, Христе, як Всесильний, спаси душі наші.</w:t>
       </w:r>
     </w:p>
     <w:p>
@@ -26008,7 +26003,7 @@
         <w:rFonts w:ascii="PeterCyr" w:cs="PeterCyr" w:eastAsia="PeterCyr" w:hAnsi="PeterCyr"/>
         <w:sz w:val="36"/>
         <w:szCs w:val="36"/>
-        <w:lang w:val="uk-UA"/>
+        <w:lang w:val="uk"/>
       </w:rPr>
     </w:rPrDefault>
     <w:pPrDefault>
@@ -26019,7 +26014,7 @@
     <w:name w:val="normal"/>
   </w:style>
   <w:style w:type="table" w:styleId="TableNormal" w:default="1">
-    <w:name w:val="Table Normal"/>
+    <w:name w:val="TableNormal"/>
   </w:style>
   <w:style w:type="paragraph" w:styleId="Heading1">
     <w:name w:val="heading 1"/>
@@ -26215,6 +26210,8 @@
     <w:rsid w:val="00D96028"/>
     <w:rPr>
       <w:rFonts w:eastAsia="Times New Roman"/>
+      <w:sz w:val="36"/>
+      <w:szCs w:val="36"/>
     </w:rPr>
   </w:style>
   <w:style w:type="paragraph" w:styleId="Heading1">
@@ -26376,17 +26373,6 @@
     <w:semiHidden w:val="1"/>
     <w:unhideWhenUsed w:val="1"/>
   </w:style>
-  <w:style w:type="table" w:styleId="TableNormal1" w:customStyle="1">
-    <w:name w:val="Table Normal1"/>
-    <w:tblPr>
-      <w:tblCellMar>
-        <w:top w:w="0.0" w:type="dxa"/>
-        <w:left w:w="0.0" w:type="dxa"/>
-        <w:bottom w:w="0.0" w:type="dxa"/>
-        <w:right w:w="0.0" w:type="dxa"/>
-      </w:tblCellMar>
-    </w:tblPr>
-  </w:style>
   <w:style w:type="paragraph" w:styleId="Title">
     <w:name w:val="Title"/>
     <w:basedOn w:val="normal1"/>
@@ -26405,9 +26391,23 @@
       <w:szCs w:val="72"/>
     </w:rPr>
   </w:style>
+  <w:style w:type="table" w:styleId="TableNormal1" w:customStyle="1">
+    <w:name w:val="Table Normal1"/>
+    <w:rPr>
+      <w:sz w:val="36"/>
+      <w:szCs w:val="36"/>
+    </w:rPr>
+    <w:tblPr>
+      <w:tblCellMar>
+        <w:top w:w="0.0" w:type="dxa"/>
+        <w:left w:w="0.0" w:type="dxa"/>
+        <w:bottom w:w="0.0" w:type="dxa"/>
+        <w:right w:w="0.0" w:type="dxa"/>
+      </w:tblCellMar>
+    </w:tblPr>
+  </w:style>
   <w:style w:type="character" w:styleId="Heading1Char" w:customStyle="1">
     <w:name w:val="Heading 1 Char"/>
-    <w:basedOn w:val="DefaultParagraphFont"/>
     <w:link w:val="Heading1"/>
     <w:uiPriority w:val="99"/>
     <w:locked w:val="1"/>
@@ -26424,7 +26424,6 @@
   </w:style>
   <w:style w:type="character" w:styleId="Heading2Char" w:customStyle="1">
     <w:name w:val="Heading 2 Char"/>
-    <w:basedOn w:val="DefaultParagraphFont"/>
     <w:link w:val="Heading2"/>
     <w:uiPriority w:val="99"/>
     <w:locked w:val="1"/>
@@ -26439,7 +26438,6 @@
   </w:style>
   <w:style w:type="character" w:styleId="Heading3Char" w:customStyle="1">
     <w:name w:val="Heading 3 Char"/>
-    <w:basedOn w:val="DefaultParagraphFont"/>
     <w:link w:val="Heading3"/>
     <w:uiPriority w:val="99"/>
     <w:locked w:val="1"/>
@@ -26453,7 +26451,6 @@
   </w:style>
   <w:style w:type="character" w:styleId="Heading4Char" w:customStyle="1">
     <w:name w:val="Heading 4 Char"/>
-    <w:basedOn w:val="DefaultParagraphFont"/>
     <w:link w:val="Heading4"/>
     <w:uiPriority w:val="99"/>
     <w:semiHidden w:val="1"/>
@@ -26468,7 +26465,6 @@
   </w:style>
   <w:style w:type="character" w:styleId="Heading5Char" w:customStyle="1">
     <w:name w:val="Heading 5 Char"/>
-    <w:basedOn w:val="DefaultParagraphFont"/>
     <w:link w:val="Heading5"/>
     <w:uiPriority w:val="99"/>
     <w:semiHidden w:val="1"/>
@@ -26485,7 +26481,6 @@
   </w:style>
   <w:style w:type="character" w:styleId="Heading6Char" w:customStyle="1">
     <w:name w:val="Heading 6 Char"/>
-    <w:basedOn w:val="DefaultParagraphFont"/>
     <w:link w:val="Heading6"/>
     <w:uiPriority w:val="99"/>
     <w:semiHidden w:val="1"/>
@@ -26500,10 +26495,13 @@
     <w:name w:val="Normal1"/>
     <w:uiPriority w:val="99"/>
     <w:rsid w:val="00D96028"/>
+    <w:rPr>
+      <w:sz w:val="36"/>
+      <w:szCs w:val="36"/>
+    </w:rPr>
   </w:style>
   <w:style w:type="character" w:styleId="TitleChar" w:customStyle="1">
     <w:name w:val="Title Char"/>
-    <w:basedOn w:val="DefaultParagraphFont"/>
     <w:link w:val="Title"/>
     <w:uiPriority w:val="99"/>
     <w:locked w:val="1"/>
@@ -26519,6 +26517,10 @@
   <w:style w:type="paragraph" w:styleId="normal1" w:customStyle="1">
     <w:name w:val="normal1"/>
     <w:uiPriority w:val="99"/>
+    <w:rPr>
+      <w:sz w:val="36"/>
+      <w:szCs w:val="36"/>
+    </w:rPr>
   </w:style>
   <w:style w:type="paragraph" w:styleId="FootnoteText">
     <w:name w:val="footnote text"/>
@@ -26542,7 +26544,6 @@
   </w:style>
   <w:style w:type="character" w:styleId="FootnoteTextChar" w:customStyle="1">
     <w:name w:val="Footnote Text Char"/>
-    <w:basedOn w:val="DefaultParagraphFont"/>
     <w:link w:val="FootnoteText"/>
     <w:uiPriority w:val="99"/>
     <w:semiHidden w:val="1"/>
@@ -26554,7 +26555,6 @@
   </w:style>
   <w:style w:type="character" w:styleId="FootnoteReference">
     <w:name w:val="footnote reference"/>
-    <w:basedOn w:val="DefaultParagraphFont"/>
     <w:uiPriority w:val="99"/>
     <w:semiHidden w:val="1"/>
     <w:rsid w:val="00D96028"/>
@@ -26749,7 +26749,6 @@
   </w:style>
   <w:style w:type="character" w:styleId="DocumentMapChar" w:customStyle="1">
     <w:name w:val="Document Map Char"/>
-    <w:basedOn w:val="DefaultParagraphFont"/>
     <w:link w:val="DocumentMap"/>
     <w:uiPriority w:val="99"/>
     <w:semiHidden w:val="1"/>
@@ -26783,7 +26782,6 @@
   </w:style>
   <w:style w:type="character" w:styleId="SubtitleChar" w:customStyle="1">
     <w:name w:val="Subtitle Char"/>
-    <w:basedOn w:val="DefaultParagraphFont"/>
     <w:link w:val="Subtitle"/>
     <w:uiPriority w:val="99"/>
     <w:locked w:val="1"/>
@@ -26824,44 +26822,44 @@
         <a:sysClr val="window" lastClr="FFFFFF"/>
       </a:lt1>
       <a:dk2>
-        <a:srgbClr val="1F497D"/>
+        <a:srgbClr val="44546A"/>
       </a:dk2>
       <a:lt2>
-        <a:srgbClr val="EEECE1"/>
+        <a:srgbClr val="E7E6E6"/>
       </a:lt2>
       <a:accent1>
-        <a:srgbClr val="4F81BD"/>
+        <a:srgbClr val="4472C4"/>
       </a:accent1>
       <a:accent2>
-        <a:srgbClr val="C0504D"/>
+        <a:srgbClr val="ED7D31"/>
       </a:accent2>
       <a:accent3>
-        <a:srgbClr val="9BBB59"/>
+        <a:srgbClr val="A5A5A5"/>
       </a:accent3>
       <a:accent4>
-        <a:srgbClr val="8064A2"/>
+        <a:srgbClr val="FFC000"/>
       </a:accent4>
       <a:accent5>
-        <a:srgbClr val="4BACC6"/>
+        <a:srgbClr val="5B9BD5"/>
       </a:accent5>
       <a:accent6>
-        <a:srgbClr val="F79646"/>
+        <a:srgbClr val="70AD47"/>
       </a:accent6>
       <a:hlink>
-        <a:srgbClr val="0000FF"/>
+        <a:srgbClr val="0563C1"/>
       </a:hlink>
       <a:folHlink>
-        <a:srgbClr val="800080"/>
+        <a:srgbClr val="954F72"/>
       </a:folHlink>
     </a:clrScheme>
     <a:fontScheme name="Office">
       <a:majorFont>
-        <a:latin typeface="Cambria"/>
+        <a:latin typeface="Calibri Light" panose="020F0302020204030204"/>
         <a:ea typeface=""/>
         <a:cs typeface=""/>
-        <a:font script="Jpan" typeface="ＭＳ ゴシック"/>
+        <a:font script="Jpan" typeface="游ゴシック Light"/>
         <a:font script="Hang" typeface="맑은 고딕"/>
-        <a:font script="Hans" typeface="宋体"/>
+        <a:font script="Hans" typeface="等线 Light"/>
         <a:font script="Hant" typeface="新細明體"/>
         <a:font script="Arab" typeface="Times New Roman"/>
         <a:font script="Hebr" typeface="Times New Roman"/>
@@ -26888,14 +26886,32 @@
         <a:font script="Mong" typeface="Mongolian Baiti"/>
         <a:font script="Viet" typeface="Times New Roman"/>
         <a:font script="Uigh" typeface="Microsoft Uighur"/>
+        <a:font script="Geor" typeface="Sylfaen"/>
+        <a:font script="Armn" typeface="Arial"/>
+        <a:font script="Bugi" typeface="Leelawadee UI"/>
+        <a:font script="Bopo" typeface="Microsoft JhengHei"/>
+        <a:font script="Java" typeface="Javanese Text"/>
+        <a:font script="Lisu" typeface="Segoe UI"/>
+        <a:font script="Mymr" typeface="Myanmar Text"/>
+        <a:font script="Nkoo" typeface="Ebrima"/>
+        <a:font script="Olck" typeface="Nirmala UI"/>
+        <a:font script="Osma" typeface="Ebrima"/>
+        <a:font script="Phag" typeface="Phagspa"/>
+        <a:font script="Syrn" typeface="Estrangelo Edessa"/>
+        <a:font script="Syrj" typeface="Estrangelo Edessa"/>
+        <a:font script="Syre" typeface="Estrangelo Edessa"/>
+        <a:font script="Sora" typeface="Nirmala UI"/>
+        <a:font script="Tale" typeface="Microsoft Tai Le"/>
+        <a:font script="Talu" typeface="Microsoft New Tai Lue"/>
+        <a:font script="Tfng" typeface="Ebrima"/>
       </a:majorFont>
       <a:minorFont>
-        <a:latin typeface="Calibri"/>
+        <a:latin typeface="Calibri" panose="020F0502020204030204"/>
         <a:ea typeface=""/>
         <a:cs typeface=""/>
-        <a:font script="Jpan" typeface="ＭＳ 明朝"/>
+        <a:font script="Jpan" typeface="游明朝"/>
         <a:font script="Hang" typeface="맑은 고딕"/>
-        <a:font script="Hans" typeface="宋体"/>
+        <a:font script="Hans" typeface="等线"/>
         <a:font script="Hant" typeface="新細明體"/>
         <a:font script="Arab" typeface="Arial"/>
         <a:font script="Hebr" typeface="Arial"/>
@@ -26922,6 +26938,24 @@
         <a:font script="Mong" typeface="Mongolian Baiti"/>
         <a:font script="Viet" typeface="Arial"/>
         <a:font script="Uigh" typeface="Microsoft Uighur"/>
+        <a:font script="Geor" typeface="Sylfaen"/>
+        <a:font script="Armn" typeface="Arial"/>
+        <a:font script="Bugi" typeface="Leelawadee UI"/>
+        <a:font script="Bopo" typeface="Microsoft JhengHei"/>
+        <a:font script="Java" typeface="Javanese Text"/>
+        <a:font script="Lisu" typeface="Segoe UI"/>
+        <a:font script="Mymr" typeface="Myanmar Text"/>
+        <a:font script="Nkoo" typeface="Ebrima"/>
+        <a:font script="Olck" typeface="Nirmala UI"/>
+        <a:font script="Osma" typeface="Ebrima"/>
+        <a:font script="Phag" typeface="Phagspa"/>
+        <a:font script="Syrn" typeface="Estrangelo Edessa"/>
+        <a:font script="Syrj" typeface="Estrangelo Edessa"/>
+        <a:font script="Syre" typeface="Estrangelo Edessa"/>
+        <a:font script="Sora" typeface="Nirmala UI"/>
+        <a:font script="Tale" typeface="Microsoft Tai Le"/>
+        <a:font script="Talu" typeface="Microsoft New Tai Lue"/>
+        <a:font script="Tfng" typeface="Ebrima"/>
       </a:minorFont>
     </a:fontScheme>
     <a:fmtScheme name="Office">
@@ -26933,166 +26967,142 @@
           <a:gsLst>
             <a:gs pos="0">
               <a:schemeClr val="phClr">
-                <a:tint val="50000"/>
-                <a:satMod val="300000"/>
+                <a:lumMod val="110000"/>
+                <a:satMod val="105000"/>
+                <a:tint val="67000"/>
               </a:schemeClr>
             </a:gs>
-            <a:gs pos="35000">
+            <a:gs pos="50000">
               <a:schemeClr val="phClr">
-                <a:tint val="37000"/>
-                <a:satMod val="300000"/>
+                <a:lumMod val="105000"/>
+                <a:satMod val="103000"/>
+                <a:tint val="73000"/>
               </a:schemeClr>
             </a:gs>
             <a:gs pos="100000">
               <a:schemeClr val="phClr">
-                <a:tint val="15000"/>
-                <a:satMod val="350000"/>
+                <a:lumMod val="105000"/>
+                <a:satMod val="109000"/>
+                <a:tint val="81000"/>
               </a:schemeClr>
             </a:gs>
           </a:gsLst>
-          <a:lin ang="16200000" scaled="1"/>
+          <a:lin ang="5400000" scaled="0"/>
         </a:gradFill>
         <a:gradFill rotWithShape="1">
           <a:gsLst>
             <a:gs pos="0">
               <a:schemeClr val="phClr">
-                <a:shade val="51000"/>
-                <a:satMod val="130000"/>
+                <a:satMod val="103000"/>
+                <a:lumMod val="102000"/>
+                <a:tint val="94000"/>
               </a:schemeClr>
             </a:gs>
-            <a:gs pos="80000">
+            <a:gs pos="50000">
               <a:schemeClr val="phClr">
-                <a:shade val="93000"/>
-                <a:satMod val="130000"/>
+                <a:satMod val="110000"/>
+                <a:lumMod val="100000"/>
+                <a:shade val="100000"/>
               </a:schemeClr>
             </a:gs>
             <a:gs pos="100000">
               <a:schemeClr val="phClr">
-                <a:shade val="94000"/>
-                <a:satMod val="135000"/>
+                <a:lumMod val="99000"/>
+                <a:satMod val="120000"/>
+                <a:shade val="78000"/>
               </a:schemeClr>
             </a:gs>
           </a:gsLst>
-          <a:lin ang="16200000" scaled="0"/>
+          <a:lin ang="5400000" scaled="0"/>
         </a:gradFill>
       </a:fillStyleLst>
       <a:lnStyleLst>
-        <a:ln w="9525" cap="flat" cmpd="sng" algn="ctr">
-          <a:solidFill>
-            <a:schemeClr val="phClr">
-              <a:shade val="95000"/>
-              <a:satMod val="105000"/>
-            </a:schemeClr>
-          </a:solidFill>
-          <a:prstDash val="solid"/>
-        </a:ln>
-        <a:ln w="25400" cap="flat" cmpd="sng" algn="ctr">
+        <a:ln w="6350" cap="flat" cmpd="sng" algn="ctr">
           <a:solidFill>
             <a:schemeClr val="phClr"/>
           </a:solidFill>
           <a:prstDash val="solid"/>
+          <a:miter lim="800000"/>
         </a:ln>
-        <a:ln w="38100" cap="flat" cmpd="sng" algn="ctr">
+        <a:ln w="12700" cap="flat" cmpd="sng" algn="ctr">
           <a:solidFill>
             <a:schemeClr val="phClr"/>
           </a:solidFill>
           <a:prstDash val="solid"/>
+          <a:miter lim="800000"/>
+        </a:ln>
+        <a:ln w="19050" cap="flat" cmpd="sng" algn="ctr">
+          <a:solidFill>
+            <a:schemeClr val="phClr"/>
+          </a:solidFill>
+          <a:prstDash val="solid"/>
+          <a:miter lim="800000"/>
         </a:ln>
       </a:lnStyleLst>
       <a:effectStyleLst>
         <a:effectStyle>
+          <a:effectLst/>
+        </a:effectStyle>
+        <a:effectStyle>
+          <a:effectLst/>
+        </a:effectStyle>
+        <a:effectStyle>
           <a:effectLst>
-            <a:outerShdw blurRad="40000" dist="20000" dir="5400000" rotWithShape="0">
+            <a:outerShdw blurRad="57150" dist="19050" dir="5400000" algn="ctr" rotWithShape="0">
               <a:srgbClr val="000000">
-                <a:alpha val="38000"/>
+                <a:alpha val="63000"/>
               </a:srgbClr>
             </a:outerShdw>
           </a:effectLst>
-        </a:effectStyle>
-        <a:effectStyle>
-          <a:effectLst>
-            <a:outerShdw blurRad="40000" dist="23000" dir="5400000" rotWithShape="0">
-              <a:srgbClr val="000000">
-                <a:alpha val="35000"/>
-              </a:srgbClr>
-            </a:outerShdw>
-          </a:effectLst>
-        </a:effectStyle>
-        <a:effectStyle>
-          <a:effectLst>
-            <a:outerShdw blurRad="40000" dist="23000" dir="5400000" rotWithShape="0">
-              <a:srgbClr val="000000">
-                <a:alpha val="35000"/>
-              </a:srgbClr>
-            </a:outerShdw>
-          </a:effectLst>
-          <a:scene3d>
-            <a:camera prst="orthographicFront">
-              <a:rot lat="0" lon="0" rev="0"/>
-            </a:camera>
-            <a:lightRig rig="threePt" dir="t">
-              <a:rot lat="0" lon="0" rev="1200000"/>
-            </a:lightRig>
-          </a:scene3d>
-          <a:sp3d>
-            <a:bevelT w="63500" h="25400"/>
-          </a:sp3d>
         </a:effectStyle>
       </a:effectStyleLst>
       <a:bgFillStyleLst>
         <a:solidFill>
           <a:schemeClr val="phClr"/>
         </a:solidFill>
+        <a:solidFill>
+          <a:schemeClr val="phClr">
+            <a:tint val="95000"/>
+            <a:satMod val="170000"/>
+          </a:schemeClr>
+        </a:solidFill>
         <a:gradFill rotWithShape="1">
           <a:gsLst>
             <a:gs pos="0">
               <a:schemeClr val="phClr">
-                <a:tint val="40000"/>
-                <a:satMod val="350000"/>
+                <a:tint val="93000"/>
+                <a:satMod val="150000"/>
+                <a:shade val="98000"/>
+                <a:lumMod val="102000"/>
               </a:schemeClr>
             </a:gs>
-            <a:gs pos="40000">
+            <a:gs pos="50000">
               <a:schemeClr val="phClr">
-                <a:tint val="45000"/>
-                <a:shade val="99000"/>
-                <a:satMod val="350000"/>
+                <a:tint val="98000"/>
+                <a:satMod val="130000"/>
+                <a:shade val="90000"/>
+                <a:lumMod val="103000"/>
               </a:schemeClr>
             </a:gs>
             <a:gs pos="100000">
               <a:schemeClr val="phClr">
-                <a:shade val="20000"/>
-                <a:satMod val="255000"/>
+                <a:shade val="63000"/>
+                <a:satMod val="120000"/>
               </a:schemeClr>
             </a:gs>
           </a:gsLst>
-          <a:path path="circle">
-            <a:fillToRect l="50000" t="-80000" r="50000" b="180000"/>
-          </a:path>
-        </a:gradFill>
-        <a:gradFill rotWithShape="1">
-          <a:gsLst>
-            <a:gs pos="0">
-              <a:schemeClr val="phClr">
-                <a:tint val="80000"/>
-                <a:satMod val="300000"/>
-              </a:schemeClr>
-            </a:gs>
-            <a:gs pos="100000">
-              <a:schemeClr val="phClr">
-                <a:shade val="30000"/>
-                <a:satMod val="200000"/>
-              </a:schemeClr>
-            </a:gs>
-          </a:gsLst>
-          <a:path path="circle">
-            <a:fillToRect l="50000" t="50000" r="50000" b="50000"/>
-          </a:path>
+          <a:lin ang="5400000" scaled="0"/>
         </a:gradFill>
       </a:bgFillStyleLst>
     </a:fmtScheme>
   </a:themeElements>
   <a:objectDefaults/>
   <a:extraClrSchemeLst/>
+  <a:extLst>
+    <a:ext uri="{05A4C25C-085E-4340-85A3-A5531E510DB2}">
+      <thm15:themeFamily xmlns:thm15="http://schemas.microsoft.com/office/thememl/2012/main" name="Office Theme" id="{62F939B6-93AF-4DB8-9C6B-D6C7DFDC589F}" vid="{4A3C46E8-61CC-4603-A589-7422A47A8E4A}"/>
+    </a:ext>
+  </a:extLst>
 </a:theme>
 </file>
 
